--- a/src/content/bios/Idris-KE 2016.docx
+++ b/src/content/bios/Idris-KE 2016.docx
@@ -10628,7 +10628,7 @@
             <w:u w:val="none"/>
             <w:lang w:val="en-GB"/>
           </w:rPr>
-          <w:t>www.ip-watch.org/files/Secretariat%20reply%20on %20Idris%20allegations_01.pdf</w:t>
+          <w:t>www.ip-watch.org/files/Secretariat%20reply%20on%20Idris%20allegations_01.pdf</w:t>
         </w:r>
       </w:hyperlink>
       <w:r>
@@ -11648,7 +11648,7 @@
             <w:u w:val="none"/>
             <w:lang w:val="en-US"/>
           </w:rPr>
-          <w:t>https://pca-cpa.org/en/about/structure/ members-of-the-court/</w:t>
+          <w:t>https://pca-cpa.org/en/about/structure/members-of-the-court/</w:t>
         </w:r>
       </w:hyperlink>
       <w:r>
